--- a/docs/generated/Huong_dan_kiem_thu_luong_lien_vai_tro_DX_OS.docx
+++ b/docs/generated/Huong_dan_kiem_thu_luong_lien_vai_tro_DX_OS.docx
@@ -128,7 +128,7 @@
         <w:jc w:val="center"/>
       </w:pPr>
       <w:r>
-        <w:t>Phiên bản 1.0 • Ngày tạo 20/08/2026</w:t>
+        <w:t>Phiên bản 2.0 • Đối chiếu mã nguồn nhánh feat/enterprise-operations-review • Cập nhật 24/08/2026</w:t>
       </w:r>
     </w:p>
     <w:p>
@@ -754,7 +754,7 @@
                 <w:color w:val="FFFFFF"/>
                 <w:sz w:val="17"/>
               </w:rPr>
-              <w:t>TÀI CHÍNH so sánh báo giá → phát hành đơn hàng</w:t>
+              <w:t>TÀI CHÍNH nhập/so sánh báo giá → chọn phương án → tạo đơn từ báo giá</w:t>
             </w:r>
             <w:r>
               <w:br/>
@@ -841,7 +841,18 @@
                 <w:color w:val="FFFFFF"/>
                 <w:sz w:val="17"/>
               </w:rPr>
-              <w:t>ĐIỀU PHỐI AI theo dõi cùng mã PR và đưa khuyến nghị; không tự thay đổi phiếu.</w:t>
+              <w:t>ĐIỀU PHỐI AI quét khuyến nghị có quy tắc và ghi quyết định; không tự thay đổi phiếu.</w:t>
+            </w:r>
+            <w:r>
+              <w:br/>
+            </w:r>
+            <w:r>
+              <w:rPr>
+                <w:rFonts w:ascii="Consolas" w:hAnsi="Consolas"/>
+                <w:color w:val="FFFFFF"/>
+                <w:sz w:val="17"/>
+              </w:rPr>
+              <w:t>MỌI TÀI KHOẢN có thể hỏi Trợ lý AI nội bộ về quy trình; câu trả lời phải kèm nguồn.</w:t>
             </w:r>
           </w:p>
         </w:tc>
@@ -1455,7 +1466,7 @@
                 <w:color w:val="123047"/>
                 <w:sz w:val="18"/>
               </w:rPr>
-              <w:t>Đọc khuyến nghị liên quan mã PR và ghi quyết định</w:t>
+              <w:t>Quét khuyến nghị theo quy tắc, đọc bằng chứng và ghi quyết định</w:t>
             </w:r>
           </w:p>
         </w:tc>
@@ -1478,6 +1489,92 @@
                 <w:sz w:val="18"/>
               </w:rPr>
               <w:t>Tài chính/Kiểm toán/Quản trị</w:t>
+            </w:r>
+          </w:p>
+        </w:tc>
+      </w:tr>
+      <w:tr>
+        <w:tc>
+          <w:tcPr>
+            <w:tcW w:type="dxa" w:w="1814"/>
+            <w:vAlign w:val="center"/>
+          </w:tcPr>
+          <w:p>
+            <w:pPr>
+              <w:spacing w:after="0"/>
+            </w:pPr>
+            <w:r/>
+            <w:r>
+              <w:rPr>
+                <w:rFonts w:ascii="Aptos" w:hAnsi="Aptos"/>
+                <w:b w:val="0"/>
+                <w:color w:val="123047"/>
+                <w:sz w:val="18"/>
+              </w:rPr>
+              <w:t>Trợ lý AI nội bộ</w:t>
+            </w:r>
+          </w:p>
+        </w:tc>
+        <w:tc>
+          <w:tcPr>
+            <w:tcW w:type="dxa" w:w="1701"/>
+            <w:vAlign w:val="center"/>
+          </w:tcPr>
+          <w:p>
+            <w:pPr>
+              <w:spacing w:after="0"/>
+            </w:pPr>
+            <w:r/>
+            <w:r>
+              <w:rPr>
+                <w:rFonts w:ascii="Aptos" w:hAnsi="Aptos"/>
+                <w:b w:val="0"/>
+                <w:color w:val="123047"/>
+                <w:sz w:val="18"/>
+              </w:rPr>
+              <w:t>Tài liệu Markdown trong kho tri thức</w:t>
+            </w:r>
+          </w:p>
+        </w:tc>
+        <w:tc>
+          <w:tcPr>
+            <w:tcW w:type="dxa" w:w="4309"/>
+            <w:vAlign w:val="center"/>
+          </w:tcPr>
+          <w:p>
+            <w:pPr>
+              <w:spacing w:after="0"/>
+            </w:pPr>
+            <w:r/>
+            <w:r>
+              <w:rPr>
+                <w:rFonts w:ascii="Aptos" w:hAnsi="Aptos"/>
+                <w:b w:val="0"/>
+                <w:color w:val="123047"/>
+                <w:sz w:val="18"/>
+              </w:rPr>
+              <w:t>Trả lời câu hỏi quy trình có dẫn nguồn; không ghi dữ liệu nghiệp vụ</w:t>
+            </w:r>
+          </w:p>
+        </w:tc>
+        <w:tc>
+          <w:tcPr>
+            <w:tcW w:type="dxa" w:w="1984"/>
+            <w:vAlign w:val="center"/>
+          </w:tcPr>
+          <w:p>
+            <w:pPr>
+              <w:spacing w:after="0"/>
+            </w:pPr>
+            <w:r/>
+            <w:r>
+              <w:rPr>
+                <w:rFonts w:ascii="Aptos" w:hAnsi="Aptos"/>
+                <w:b w:val="0"/>
+                <w:color w:val="123047"/>
+                <w:sz w:val="18"/>
+              </w:rPr>
+              <w:t>Mọi người dùng đã xác thực</w:t>
             </w:r>
           </w:p>
         </w:tc>
@@ -1498,6 +1595,538 @@
         <w:t>3. Chuẩn bị một lần trước khi bắt đầu</w:t>
       </w:r>
     </w:p>
+    <w:p>
+      <w:pPr>
+        <w:pStyle w:val="Heading2"/>
+        <w:spacing w:before="160" w:after="120"/>
+      </w:pPr>
+      <w:r>
+        <w:t>3.0 Kiểm tra các dịch vụ cần cho kịch bản</w:t>
+      </w:r>
+    </w:p>
+    <w:tbl>
+      <w:tblPr>
+        <w:tblStyle w:val="TableGrid"/>
+        <w:tblW w:type="auto" w:w="0"/>
+        <w:tblLayout w:type="fixed"/>
+        <w:tblLook w:firstColumn="1" w:firstRow="1" w:lastColumn="0" w:lastRow="0" w:noHBand="0" w:noVBand="1" w:val="04A0"/>
+      </w:tblPr>
+      <w:tblGrid>
+        <w:gridCol w:w="3400"/>
+        <w:gridCol w:w="3400"/>
+        <w:gridCol w:w="3400"/>
+      </w:tblGrid>
+      <w:tr>
+        <w:trPr>
+          <w:tblHeader w:val="true"/>
+        </w:trPr>
+        <w:tc>
+          <w:tcPr>
+            <w:tcW w:type="dxa" w:w="1701"/>
+            <w:shd w:fill="007C83"/>
+            <w:vAlign w:val="center"/>
+          </w:tcPr>
+          <w:p>
+            <w:pPr>
+              <w:spacing w:after="0"/>
+            </w:pPr>
+            <w:r/>
+            <w:r>
+              <w:rPr>
+                <w:rFonts w:ascii="Aptos" w:hAnsi="Aptos"/>
+                <w:b/>
+                <w:color w:val="FFFFFF"/>
+                <w:sz w:val="18"/>
+              </w:rPr>
+              <w:t>Thành phần</w:t>
+            </w:r>
+          </w:p>
+        </w:tc>
+        <w:tc>
+          <w:tcPr>
+            <w:tcW w:type="dxa" w:w="3969"/>
+            <w:shd w:fill="007C83"/>
+            <w:vAlign w:val="center"/>
+          </w:tcPr>
+          <w:p>
+            <w:pPr>
+              <w:spacing w:after="0"/>
+            </w:pPr>
+            <w:r/>
+            <w:r>
+              <w:rPr>
+                <w:rFonts w:ascii="Aptos" w:hAnsi="Aptos"/>
+                <w:b/>
+                <w:color w:val="FFFFFF"/>
+                <w:sz w:val="18"/>
+              </w:rPr>
+              <w:t>Địa chỉ kiểm tra</w:t>
+            </w:r>
+          </w:p>
+        </w:tc>
+        <w:tc>
+          <w:tcPr>
+            <w:tcW w:type="dxa" w:w="4252"/>
+            <w:shd w:fill="007C83"/>
+            <w:vAlign w:val="center"/>
+          </w:tcPr>
+          <w:p>
+            <w:pPr>
+              <w:spacing w:after="0"/>
+            </w:pPr>
+            <w:r/>
+            <w:r>
+              <w:rPr>
+                <w:rFonts w:ascii="Aptos" w:hAnsi="Aptos"/>
+                <w:b/>
+                <w:color w:val="FFFFFF"/>
+                <w:sz w:val="18"/>
+              </w:rPr>
+              <w:t>Kết quả cần thấy</w:t>
+            </w:r>
+          </w:p>
+        </w:tc>
+      </w:tr>
+      <w:tr>
+        <w:tc>
+          <w:tcPr>
+            <w:tcW w:type="dxa" w:w="1701"/>
+            <w:vAlign w:val="center"/>
+          </w:tcPr>
+          <w:p>
+            <w:pPr>
+              <w:spacing w:after="0"/>
+            </w:pPr>
+            <w:r/>
+            <w:r>
+              <w:rPr>
+                <w:rFonts w:ascii="Aptos" w:hAnsi="Aptos"/>
+                <w:b w:val="0"/>
+                <w:color w:val="123047"/>
+                <w:sz w:val="18"/>
+              </w:rPr>
+              <w:t>DX-OS Web</w:t>
+            </w:r>
+          </w:p>
+        </w:tc>
+        <w:tc>
+          <w:tcPr>
+            <w:tcW w:type="dxa" w:w="3969"/>
+            <w:vAlign w:val="center"/>
+          </w:tcPr>
+          <w:p>
+            <w:pPr>
+              <w:spacing w:after="0"/>
+            </w:pPr>
+            <w:r/>
+            <w:r>
+              <w:rPr>
+                <w:rFonts w:ascii="Aptos" w:hAnsi="Aptos"/>
+                <w:b w:val="0"/>
+                <w:color w:val="123047"/>
+                <w:sz w:val="18"/>
+              </w:rPr>
+              <w:t>http://localhost:4200</w:t>
+            </w:r>
+          </w:p>
+        </w:tc>
+        <w:tc>
+          <w:tcPr>
+            <w:tcW w:type="dxa" w:w="4252"/>
+            <w:vAlign w:val="center"/>
+          </w:tcPr>
+          <w:p>
+            <w:pPr>
+              <w:spacing w:after="0"/>
+            </w:pPr>
+            <w:r/>
+            <w:r>
+              <w:rPr>
+                <w:rFonts w:ascii="Aptos" w:hAnsi="Aptos"/>
+                <w:b w:val="0"/>
+                <w:color w:val="123047"/>
+                <w:sz w:val="18"/>
+              </w:rPr>
+              <w:t>Trang chuyển sang đăng nhập hoặc Tổng quan.</w:t>
+            </w:r>
+          </w:p>
+        </w:tc>
+      </w:tr>
+      <w:tr>
+        <w:tc>
+          <w:tcPr>
+            <w:tcW w:type="dxa" w:w="1701"/>
+            <w:vAlign w:val="center"/>
+            <w:shd w:fill="F7FAFC"/>
+          </w:tcPr>
+          <w:p>
+            <w:pPr>
+              <w:spacing w:after="0"/>
+            </w:pPr>
+            <w:r/>
+            <w:r>
+              <w:rPr>
+                <w:rFonts w:ascii="Aptos" w:hAnsi="Aptos"/>
+                <w:b w:val="0"/>
+                <w:color w:val="123047"/>
+                <w:sz w:val="18"/>
+              </w:rPr>
+              <w:t>Go API</w:t>
+            </w:r>
+          </w:p>
+        </w:tc>
+        <w:tc>
+          <w:tcPr>
+            <w:tcW w:type="dxa" w:w="3969"/>
+            <w:vAlign w:val="center"/>
+            <w:shd w:fill="F7FAFC"/>
+          </w:tcPr>
+          <w:p>
+            <w:pPr>
+              <w:spacing w:after="0"/>
+            </w:pPr>
+            <w:r/>
+            <w:r>
+              <w:rPr>
+                <w:rFonts w:ascii="Aptos" w:hAnsi="Aptos"/>
+                <w:b w:val="0"/>
+                <w:color w:val="123047"/>
+                <w:sz w:val="18"/>
+              </w:rPr>
+              <w:t>http://localhost:8081/health/ready</w:t>
+            </w:r>
+          </w:p>
+        </w:tc>
+        <w:tc>
+          <w:tcPr>
+            <w:tcW w:type="dxa" w:w="4252"/>
+            <w:vAlign w:val="center"/>
+            <w:shd w:fill="F7FAFC"/>
+          </w:tcPr>
+          <w:p>
+            <w:pPr>
+              <w:spacing w:after="0"/>
+            </w:pPr>
+            <w:r/>
+            <w:r>
+              <w:rPr>
+                <w:rFonts w:ascii="Aptos" w:hAnsi="Aptos"/>
+                <w:b w:val="0"/>
+                <w:color w:val="123047"/>
+                <w:sz w:val="18"/>
+              </w:rPr>
+              <w:t>Phản hồi status = ready.</w:t>
+            </w:r>
+          </w:p>
+        </w:tc>
+      </w:tr>
+      <w:tr>
+        <w:tc>
+          <w:tcPr>
+            <w:tcW w:type="dxa" w:w="1701"/>
+            <w:vAlign w:val="center"/>
+          </w:tcPr>
+          <w:p>
+            <w:pPr>
+              <w:spacing w:after="0"/>
+            </w:pPr>
+            <w:r/>
+            <w:r>
+              <w:rPr>
+                <w:rFonts w:ascii="Aptos" w:hAnsi="Aptos"/>
+                <w:b w:val="0"/>
+                <w:color w:val="123047"/>
+                <w:sz w:val="18"/>
+              </w:rPr>
+              <w:t>Keycloak</w:t>
+            </w:r>
+          </w:p>
+        </w:tc>
+        <w:tc>
+          <w:tcPr>
+            <w:tcW w:type="dxa" w:w="3969"/>
+            <w:vAlign w:val="center"/>
+          </w:tcPr>
+          <w:p>
+            <w:pPr>
+              <w:spacing w:after="0"/>
+            </w:pPr>
+            <w:r/>
+            <w:r>
+              <w:rPr>
+                <w:rFonts w:ascii="Aptos" w:hAnsi="Aptos"/>
+                <w:b w:val="0"/>
+                <w:color w:val="123047"/>
+                <w:sz w:val="18"/>
+              </w:rPr>
+              <w:t>http://localhost:8080</w:t>
+            </w:r>
+          </w:p>
+        </w:tc>
+        <w:tc>
+          <w:tcPr>
+            <w:tcW w:type="dxa" w:w="4252"/>
+            <w:vAlign w:val="center"/>
+          </w:tcPr>
+          <w:p>
+            <w:pPr>
+              <w:spacing w:after="0"/>
+            </w:pPr>
+            <w:r/>
+            <w:r>
+              <w:rPr>
+                <w:rFonts w:ascii="Aptos" w:hAnsi="Aptos"/>
+                <w:b w:val="0"/>
+                <w:color w:val="123047"/>
+                <w:sz w:val="18"/>
+              </w:rPr>
+              <w:t>Máy chủ xác thực phản hồi; đăng nhập DX-OS chuyển về realm dx-os.</w:t>
+            </w:r>
+          </w:p>
+        </w:tc>
+      </w:tr>
+      <w:tr>
+        <w:tc>
+          <w:tcPr>
+            <w:tcW w:type="dxa" w:w="1701"/>
+            <w:vAlign w:val="center"/>
+            <w:shd w:fill="F7FAFC"/>
+          </w:tcPr>
+          <w:p>
+            <w:pPr>
+              <w:spacing w:after="0"/>
+            </w:pPr>
+            <w:r/>
+            <w:r>
+              <w:rPr>
+                <w:rFonts w:ascii="Aptos" w:hAnsi="Aptos"/>
+                <w:b w:val="0"/>
+                <w:color w:val="123047"/>
+                <w:sz w:val="18"/>
+              </w:rPr>
+              <w:t>Metabase</w:t>
+            </w:r>
+          </w:p>
+        </w:tc>
+        <w:tc>
+          <w:tcPr>
+            <w:tcW w:type="dxa" w:w="3969"/>
+            <w:vAlign w:val="center"/>
+            <w:shd w:fill="F7FAFC"/>
+          </w:tcPr>
+          <w:p>
+            <w:pPr>
+              <w:spacing w:after="0"/>
+            </w:pPr>
+            <w:r/>
+            <w:r>
+              <w:rPr>
+                <w:rFonts w:ascii="Aptos" w:hAnsi="Aptos"/>
+                <w:b w:val="0"/>
+                <w:color w:val="123047"/>
+                <w:sz w:val="18"/>
+              </w:rPr>
+              <w:t>http://localhost:3000</w:t>
+            </w:r>
+          </w:p>
+        </w:tc>
+        <w:tc>
+          <w:tcPr>
+            <w:tcW w:type="dxa" w:w="4252"/>
+            <w:vAlign w:val="center"/>
+            <w:shd w:fill="F7FAFC"/>
+          </w:tcPr>
+          <w:p>
+            <w:pPr>
+              <w:spacing w:after="0"/>
+            </w:pPr>
+            <w:r/>
+            <w:r>
+              <w:rPr>
+                <w:rFonts w:ascii="Aptos" w:hAnsi="Aptos"/>
+                <w:b w:val="0"/>
+                <w:color w:val="123047"/>
+                <w:sz w:val="18"/>
+              </w:rPr>
+              <w:t>Trang đăng nhập hoặc dashboard Metabase mở được.</w:t>
+            </w:r>
+          </w:p>
+        </w:tc>
+      </w:tr>
+      <w:tr>
+        <w:tc>
+          <w:tcPr>
+            <w:tcW w:type="dxa" w:w="1701"/>
+            <w:vAlign w:val="center"/>
+          </w:tcPr>
+          <w:p>
+            <w:pPr>
+              <w:spacing w:after="0"/>
+            </w:pPr>
+            <w:r/>
+            <w:r>
+              <w:rPr>
+                <w:rFonts w:ascii="Aptos" w:hAnsi="Aptos"/>
+                <w:b w:val="0"/>
+                <w:color w:val="123047"/>
+                <w:sz w:val="18"/>
+              </w:rPr>
+              <w:t>Nextcloud</w:t>
+            </w:r>
+          </w:p>
+        </w:tc>
+        <w:tc>
+          <w:tcPr>
+            <w:tcW w:type="dxa" w:w="3969"/>
+            <w:vAlign w:val="center"/>
+          </w:tcPr>
+          <w:p>
+            <w:pPr>
+              <w:spacing w:after="0"/>
+            </w:pPr>
+            <w:r/>
+            <w:r>
+              <w:rPr>
+                <w:rFonts w:ascii="Aptos" w:hAnsi="Aptos"/>
+                <w:b w:val="0"/>
+                <w:color w:val="123047"/>
+                <w:sz w:val="18"/>
+              </w:rPr>
+              <w:t>http://localhost:8082</w:t>
+            </w:r>
+          </w:p>
+        </w:tc>
+        <w:tc>
+          <w:tcPr>
+            <w:tcW w:type="dxa" w:w="4252"/>
+            <w:vAlign w:val="center"/>
+          </w:tcPr>
+          <w:p>
+            <w:pPr>
+              <w:spacing w:after="0"/>
+            </w:pPr>
+            <w:r/>
+            <w:r>
+              <w:rPr>
+                <w:rFonts w:ascii="Aptos" w:hAnsi="Aptos"/>
+                <w:b w:val="0"/>
+                <w:color w:val="123047"/>
+                <w:sz w:val="18"/>
+              </w:rPr>
+              <w:t>Trang Nextcloud phản hồi; tệp DX-OS vẫn tải qua Go API.</w:t>
+            </w:r>
+          </w:p>
+        </w:tc>
+      </w:tr>
+      <w:tr>
+        <w:tc>
+          <w:tcPr>
+            <w:tcW w:type="dxa" w:w="1701"/>
+            <w:vAlign w:val="center"/>
+            <w:shd w:fill="F7FAFC"/>
+          </w:tcPr>
+          <w:p>
+            <w:pPr>
+              <w:spacing w:after="0"/>
+            </w:pPr>
+            <w:r/>
+            <w:r>
+              <w:rPr>
+                <w:rFonts w:ascii="Aptos" w:hAnsi="Aptos"/>
+                <w:b w:val="0"/>
+                <w:color w:val="123047"/>
+                <w:sz w:val="18"/>
+              </w:rPr>
+              <w:t>Ollama local</w:t>
+            </w:r>
+          </w:p>
+        </w:tc>
+        <w:tc>
+          <w:tcPr>
+            <w:tcW w:type="dxa" w:w="3969"/>
+            <w:vAlign w:val="center"/>
+            <w:shd w:fill="F7FAFC"/>
+          </w:tcPr>
+          <w:p>
+            <w:pPr>
+              <w:spacing w:after="0"/>
+            </w:pPr>
+            <w:r/>
+            <w:r>
+              <w:rPr>
+                <w:rFonts w:ascii="Aptos" w:hAnsi="Aptos"/>
+                <w:b w:val="0"/>
+                <w:color w:val="123047"/>
+                <w:sz w:val="18"/>
+              </w:rPr>
+              <w:t>Kiểm tra trong menu Trợ lý AI nội bộ</w:t>
+            </w:r>
+          </w:p>
+        </w:tc>
+        <w:tc>
+          <w:tcPr>
+            <w:tcW w:type="dxa" w:w="4252"/>
+            <w:vAlign w:val="center"/>
+            <w:shd w:fill="F7FAFC"/>
+          </w:tcPr>
+          <w:p>
+            <w:pPr>
+              <w:spacing w:after="0"/>
+            </w:pPr>
+            <w:r/>
+            <w:r>
+              <w:rPr>
+                <w:rFonts w:ascii="Aptos" w:hAnsi="Aptos"/>
+                <w:b w:val="0"/>
+                <w:color w:val="123047"/>
+                <w:sz w:val="18"/>
+              </w:rPr>
+              <w:t>Nhãn AI local sẵn sàng và có tên mô hình.</w:t>
+            </w:r>
+          </w:p>
+        </w:tc>
+      </w:tr>
+    </w:tbl>
+    <w:p/>
+    <w:tbl>
+      <w:tblPr>
+        <w:tblW w:type="auto" w:w="0"/>
+        <w:tblLook w:firstColumn="1" w:firstRow="1" w:lastColumn="0" w:lastRow="0" w:noHBand="0" w:noVBand="1" w:val="04A0"/>
+      </w:tblPr>
+      <w:tblGrid>
+        <w:gridCol w:w="10200"/>
+      </w:tblGrid>
+      <w:tr>
+        <w:tc>
+          <w:tcPr>
+            <w:tcW w:type="dxa" w:w="10200"/>
+            <w:shd w:fill="FFF6D8"/>
+          </w:tcPr>
+          <w:p>
+            <w:pPr>
+              <w:spacing w:after="40"/>
+            </w:pPr>
+            <w:r/>
+            <w:r>
+              <w:rPr>
+                <w:b/>
+                <w:color w:val="123047"/>
+              </w:rPr>
+              <w:t>Không bắt đầu khi API hoặc Keycloak chưa sẵn sàng</w:t>
+            </w:r>
+          </w:p>
+          <w:p>
+            <w:pPr>
+              <w:spacing w:after="40"/>
+            </w:pPr>
+            <w:r>
+              <w:t>Nếu chỉ một thành phần phụ như Metabase hoặc Ollama lỗi, ghi nhận riêng và vẫn có thể kiểm thử nghiệp vụ mua sắm. Nếu API/Keycloak lỗi, các bước liên vai trò sẽ cho kết quả sai hoặc không đăng nhập được.</w:t>
+            </w:r>
+          </w:p>
+        </w:tc>
+      </w:tr>
+    </w:tbl>
+    <w:p/>
     <w:p>
       <w:pPr>
         <w:pStyle w:val="Heading2"/>
@@ -2985,7 +3614,7 @@
                 <w:color w:val="123047"/>
                 <w:sz w:val="18"/>
               </w:rPr>
-              <w:t>Mã đơn hàng PO</w:t>
+              <w:t>Nhà cung cấp đã chọn</w:t>
             </w:r>
           </w:p>
         </w:tc>
@@ -3007,7 +3636,7 @@
                 <w:color w:val="123047"/>
                 <w:sz w:val="18"/>
               </w:rPr>
-              <w:t>PO-________________________</w:t>
+              <w:t>____________________________________________</w:t>
             </w:r>
           </w:p>
         </w:tc>
@@ -3030,7 +3659,7 @@
                 <w:color w:val="123047"/>
                 <w:sz w:val="18"/>
               </w:rPr>
-              <w:t>Số hóa đơn</w:t>
+              <w:t>Mã đơn hàng PO</w:t>
             </w:r>
           </w:p>
         </w:tc>
@@ -3051,7 +3680,7 @@
                 <w:color w:val="123047"/>
                 <w:sz w:val="18"/>
               </w:rPr>
-              <w:t>INV-DEMO-__________________</w:t>
+              <w:t>PO-________________________</w:t>
             </w:r>
           </w:p>
         </w:tc>
@@ -3075,7 +3704,7 @@
                 <w:color w:val="123047"/>
                 <w:sz w:val="18"/>
               </w:rPr>
-              <w:t>Mã hồ sơ kiểm toán</w:t>
+              <w:t>Số hóa đơn</w:t>
             </w:r>
           </w:p>
         </w:tc>
@@ -3097,7 +3726,7 @@
                 <w:color w:val="123047"/>
                 <w:sz w:val="18"/>
               </w:rPr>
-              <w:t>____________________________________________</w:t>
+              <w:t>INV-DEMO-__________________</w:t>
             </w:r>
           </w:p>
         </w:tc>
@@ -3120,6 +3749,51 @@
                 <w:color w:val="123047"/>
                 <w:sz w:val="18"/>
               </w:rPr>
+              <w:t>Mã hồ sơ kiểm toán</w:t>
+            </w:r>
+          </w:p>
+        </w:tc>
+        <w:tc>
+          <w:tcPr>
+            <w:tcW w:type="dxa" w:w="6236"/>
+            <w:vAlign w:val="center"/>
+          </w:tcPr>
+          <w:p>
+            <w:pPr>
+              <w:spacing w:after="0"/>
+            </w:pPr>
+            <w:r/>
+            <w:r>
+              <w:rPr>
+                <w:rFonts w:ascii="Aptos" w:hAnsi="Aptos"/>
+                <w:b w:val="0"/>
+                <w:color w:val="123047"/>
+                <w:sz w:val="18"/>
+              </w:rPr>
+              <w:t>____________________________________________</w:t>
+            </w:r>
+          </w:p>
+        </w:tc>
+      </w:tr>
+      <w:tr>
+        <w:tc>
+          <w:tcPr>
+            <w:tcW w:type="dxa" w:w="3572"/>
+            <w:vAlign w:val="center"/>
+            <w:shd w:fill="F7FAFC"/>
+          </w:tcPr>
+          <w:p>
+            <w:pPr>
+              <w:spacing w:after="0"/>
+            </w:pPr>
+            <w:r/>
+            <w:r>
+              <w:rPr>
+                <w:rFonts w:ascii="Aptos" w:hAnsi="Aptos"/>
+                <w:b w:val="0"/>
+                <w:color w:val="123047"/>
+                <w:sz w:val="18"/>
+              </w:rPr>
               <w:t>Kết quả cuối</w:t>
             </w:r>
           </w:p>
@@ -3128,6 +3802,7 @@
           <w:tcPr>
             <w:tcW w:type="dxa" w:w="6236"/>
             <w:vAlign w:val="center"/>
+            <w:shd w:fill="F7FAFC"/>
           </w:tcPr>
           <w:p>
             <w:pPr>
@@ -3533,6 +4208,376 @@
     </w:tbl>
     <w:p/>
     <w:p>
+      <w:pPr>
+        <w:pStyle w:val="Heading2"/>
+        <w:spacing w:before="160" w:after="120"/>
+      </w:pPr>
+      <w:r>
+        <w:t>4.2. Xác nhận quy tắc buộc phiếu đi qua hai cấp duyệt</w:t>
+      </w:r>
+    </w:p>
+    <w:tbl>
+      <w:tblPr>
+        <w:tblStyle w:val="TableGrid"/>
+        <w:tblW w:type="auto" w:w="0"/>
+        <w:tblLayout w:type="fixed"/>
+        <w:tblLook w:firstColumn="1" w:firstRow="1" w:lastColumn="0" w:lastRow="0" w:noHBand="0" w:noVBand="1" w:val="04A0"/>
+      </w:tblPr>
+      <w:tblGrid>
+        <w:gridCol w:w="2550"/>
+        <w:gridCol w:w="2550"/>
+        <w:gridCol w:w="2550"/>
+        <w:gridCol w:w="2550"/>
+      </w:tblGrid>
+      <w:tr>
+        <w:trPr>
+          <w:tblHeader w:val="true"/>
+        </w:trPr>
+        <w:tc>
+          <w:tcPr>
+            <w:tcW w:type="dxa" w:w="2041"/>
+            <w:shd w:fill="007C83"/>
+            <w:vAlign w:val="center"/>
+          </w:tcPr>
+          <w:p>
+            <w:pPr>
+              <w:spacing w:after="0"/>
+            </w:pPr>
+            <w:r/>
+            <w:r>
+              <w:rPr>
+                <w:rFonts w:ascii="Aptos" w:hAnsi="Aptos"/>
+                <w:b/>
+                <w:color w:val="FFFFFF"/>
+                <w:sz w:val="18"/>
+              </w:rPr>
+              <w:t>Đăng nhập</w:t>
+            </w:r>
+          </w:p>
+        </w:tc>
+        <w:tc>
+          <w:tcPr>
+            <w:tcW w:type="dxa" w:w="2721"/>
+            <w:shd w:fill="007C83"/>
+            <w:vAlign w:val="center"/>
+          </w:tcPr>
+          <w:p>
+            <w:pPr>
+              <w:spacing w:after="0"/>
+            </w:pPr>
+            <w:r/>
+            <w:r>
+              <w:rPr>
+                <w:rFonts w:ascii="Aptos" w:hAnsi="Aptos"/>
+                <w:b/>
+                <w:color w:val="FFFFFF"/>
+                <w:sz w:val="18"/>
+              </w:rPr>
+              <w:t>Mở tại</w:t>
+            </w:r>
+          </w:p>
+        </w:tc>
+        <w:tc>
+          <w:tcPr>
+            <w:tcW w:type="dxa" w:w="2494"/>
+            <w:shd w:fill="007C83"/>
+            <w:vAlign w:val="center"/>
+          </w:tcPr>
+          <w:p>
+            <w:pPr>
+              <w:spacing w:after="0"/>
+            </w:pPr>
+            <w:r/>
+            <w:r>
+              <w:rPr>
+                <w:rFonts w:ascii="Aptos" w:hAnsi="Aptos"/>
+                <w:b/>
+                <w:color w:val="FFFFFF"/>
+                <w:sz w:val="18"/>
+              </w:rPr>
+              <w:t>Đầu vào</w:t>
+            </w:r>
+          </w:p>
+        </w:tc>
+        <w:tc>
+          <w:tcPr>
+            <w:tcW w:type="dxa" w:w="2551"/>
+            <w:shd w:fill="007C83"/>
+            <w:vAlign w:val="center"/>
+          </w:tcPr>
+          <w:p>
+            <w:pPr>
+              <w:spacing w:after="0"/>
+            </w:pPr>
+            <w:r/>
+            <w:r>
+              <w:rPr>
+                <w:rFonts w:ascii="Aptos" w:hAnsi="Aptos"/>
+                <w:b/>
+                <w:color w:val="FFFFFF"/>
+                <w:sz w:val="18"/>
+              </w:rPr>
+              <w:t>Đầu ra</w:t>
+            </w:r>
+          </w:p>
+        </w:tc>
+      </w:tr>
+      <w:tr>
+        <w:tc>
+          <w:tcPr>
+            <w:tcW w:type="dxa" w:w="2041"/>
+            <w:vAlign w:val="center"/>
+          </w:tcPr>
+          <w:p>
+            <w:pPr>
+              <w:spacing w:after="0"/>
+            </w:pPr>
+            <w:r/>
+            <w:r>
+              <w:rPr>
+                <w:rFonts w:ascii="Aptos" w:hAnsi="Aptos"/>
+                <w:b w:val="0"/>
+                <w:color w:val="123047"/>
+                <w:sz w:val="18"/>
+              </w:rPr>
+              <w:t>admin.demo</w:t>
+            </w:r>
+          </w:p>
+        </w:tc>
+        <w:tc>
+          <w:tcPr>
+            <w:tcW w:type="dxa" w:w="2721"/>
+            <w:vAlign w:val="center"/>
+          </w:tcPr>
+          <w:p>
+            <w:pPr>
+              <w:spacing w:after="0"/>
+            </w:pPr>
+            <w:r/>
+            <w:r>
+              <w:rPr>
+                <w:rFonts w:ascii="Aptos" w:hAnsi="Aptos"/>
+                <w:b w:val="0"/>
+                <w:color w:val="123047"/>
+                <w:sz w:val="18"/>
+              </w:rPr>
+              <w:t>Ủy quyền và quy tắc → Quy tắc theo giá trị phiếu</w:t>
+            </w:r>
+          </w:p>
+        </w:tc>
+        <w:tc>
+          <w:tcPr>
+            <w:tcW w:type="dxa" w:w="2494"/>
+            <w:vAlign w:val="center"/>
+          </w:tcPr>
+          <w:p>
+            <w:pPr>
+              <w:spacing w:after="0"/>
+            </w:pPr>
+            <w:r/>
+            <w:r>
+              <w:rPr>
+                <w:rFonts w:ascii="Aptos" w:hAnsi="Aptos"/>
+                <w:b w:val="0"/>
+                <w:color w:val="123047"/>
+                <w:sz w:val="18"/>
+              </w:rPr>
+              <w:t>Employee và Manager đã đúng phòng ban.</w:t>
+            </w:r>
+          </w:p>
+        </w:tc>
+        <w:tc>
+          <w:tcPr>
+            <w:tcW w:type="dxa" w:w="2551"/>
+            <w:vAlign w:val="center"/>
+          </w:tcPr>
+          <w:p>
+            <w:pPr>
+              <w:spacing w:after="0"/>
+            </w:pPr>
+            <w:r/>
+            <w:r>
+              <w:rPr>
+                <w:rFonts w:ascii="Aptos" w:hAnsi="Aptos"/>
+                <w:b w:val="0"/>
+                <w:color w:val="123047"/>
+                <w:sz w:val="18"/>
+              </w:rPr>
+              <w:t>Có đúng một quy tắc ưu tiên áp dụng cho 62.000.000 VND và yêu cầu đủ hai cấp duyệt.</w:t>
+            </w:r>
+          </w:p>
+        </w:tc>
+      </w:tr>
+    </w:tbl>
+    <w:p/>
+    <w:p>
+      <w:r>
+        <w:t>Thao tác:</w:t>
+      </w:r>
+    </w:p>
+    <w:p>
+      <w:pPr>
+        <w:pStyle w:val="ListNumber"/>
+        <w:spacing w:after="60"/>
+      </w:pPr>
+      <w:r>
+        <w:t>Tìm một quy tắc đang dùng, tiền tệ VND, có khoảng tiền bao phủ 62.000.000 VND.</w:t>
+      </w:r>
+    </w:p>
+    <w:p>
+      <w:pPr>
+        <w:pStyle w:val="ListNumber"/>
+        <w:spacing w:after="60"/>
+      </w:pPr>
+      <w:r>
+        <w:t>Kiểm tra dòng quy trình hiển thị Trưởng bộ phận → Tài chính, nghĩa là cả hai ô duyệt đều được bật.</w:t>
+      </w:r>
+    </w:p>
+    <w:p>
+      <w:pPr>
+        <w:pStyle w:val="ListNumber"/>
+        <w:spacing w:after="60"/>
+      </w:pPr>
+      <w:r>
+        <w:t>Ưu tiên quy tắc mặc định đang có. Không tạo thêm quy tắc chồng lấn nếu quy tắc hiện tại đã bao phủ số tiền test.</w:t>
+      </w:r>
+    </w:p>
+    <w:p>
+      <w:pPr>
+        <w:pStyle w:val="ListNumber"/>
+        <w:spacing w:after="60"/>
+      </w:pPr>
+      <w:r>
+        <w:t>Nếu không có quy tắc phù hợp, tạo quy tắc tạm tên “Kiểm thử liên vai trò 50–100 triệu”, từ 50.000.000 đến 100.000.000 VND, bật cả Trưởng bộ phận duyệt và Tài chính duyệt.</w:t>
+      </w:r>
+    </w:p>
+    <w:p>
+      <w:pPr>
+        <w:pStyle w:val="ListNumber"/>
+        <w:spacing w:after="60"/>
+      </w:pPr>
+      <w:r>
+        <w:t>Chụp lại tên quy tắc được dùng. Nếu đã tạo quy tắc tạm, ghi chú để tạm dừng sau khi test xong.</w:t>
+      </w:r>
+    </w:p>
+    <w:tbl>
+      <w:tblPr>
+        <w:tblW w:type="auto" w:w="0"/>
+        <w:tblLook w:firstColumn="1" w:firstRow="1" w:lastColumn="0" w:lastRow="0" w:noHBand="0" w:noVBand="1" w:val="04A0"/>
+      </w:tblPr>
+      <w:tblGrid>
+        <w:gridCol w:w="10200"/>
+      </w:tblGrid>
+      <w:tr>
+        <w:tc>
+          <w:tcPr>
+            <w:tcW w:type="dxa" w:w="10200"/>
+            <w:shd w:fill="EAF7EE"/>
+          </w:tcPr>
+          <w:p>
+            <w:pPr>
+              <w:spacing w:after="40"/>
+            </w:pPr>
+            <w:r/>
+            <w:r>
+              <w:rPr>
+                <w:b/>
+                <w:color w:val="123047"/>
+              </w:rPr>
+              <w:t>Bàn giao</w:t>
+            </w:r>
+          </w:p>
+          <w:p>
+            <w:pPr>
+              <w:spacing w:after="40"/>
+            </w:pPr>
+            <w:r>
+              <w:t>Báo cho employee.demo bắt đầu tạo phiếu; giữ ảnh quy tắc để giải thích nếu trạng thái chuyển khác dự kiến.</w:t>
+            </w:r>
+          </w:p>
+        </w:tc>
+      </w:tr>
+    </w:tbl>
+    <w:p/>
+    <w:tbl>
+      <w:tblPr>
+        <w:tblW w:type="auto" w:w="0"/>
+        <w:tblLook w:firstColumn="1" w:firstRow="1" w:lastColumn="0" w:lastRow="0" w:noHBand="0" w:noVBand="1" w:val="04A0"/>
+      </w:tblPr>
+      <w:tblGrid>
+        <w:gridCol w:w="10200"/>
+      </w:tblGrid>
+      <w:tr>
+        <w:tc>
+          <w:tcPr>
+            <w:tcW w:type="dxa" w:w="10200"/>
+            <w:shd w:fill="EDF5FA"/>
+          </w:tcPr>
+          <w:p>
+            <w:pPr>
+              <w:spacing w:after="40"/>
+            </w:pPr>
+            <w:r/>
+            <w:r>
+              <w:rPr>
+                <w:b/>
+                <w:color w:val="123047"/>
+              </w:rPr>
+              <w:t>Bằng chứng cần giữ</w:t>
+            </w:r>
+          </w:p>
+          <w:p>
+            <w:pPr>
+              <w:spacing w:after="40"/>
+            </w:pPr>
+            <w:r>
+              <w:t>Ảnh tên quy tắc, khoảng tiền, trạng thái Đang dùng và chuỗi Trưởng bộ phận → Tài chính.</w:t>
+            </w:r>
+          </w:p>
+        </w:tc>
+      </w:tr>
+    </w:tbl>
+    <w:p/>
+    <w:tbl>
+      <w:tblPr>
+        <w:tblW w:type="auto" w:w="0"/>
+        <w:tblLook w:firstColumn="1" w:firstRow="1" w:lastColumn="0" w:lastRow="0" w:noHBand="0" w:noVBand="1" w:val="04A0"/>
+      </w:tblPr>
+      <w:tblGrid>
+        <w:gridCol w:w="10200"/>
+      </w:tblGrid>
+      <w:tr>
+        <w:tc>
+          <w:tcPr>
+            <w:tcW w:type="dxa" w:w="10200"/>
+            <w:shd w:fill="FFF6D8"/>
+          </w:tcPr>
+          <w:p>
+            <w:pPr>
+              <w:spacing w:after="40"/>
+            </w:pPr>
+            <w:r/>
+            <w:r>
+              <w:rPr>
+                <w:b/>
+                <w:color w:val="123047"/>
+              </w:rPr>
+              <w:t>Nếu không đúng</w:t>
+            </w:r>
+          </w:p>
+          <w:p>
+            <w:pPr>
+              <w:spacing w:after="40"/>
+            </w:pPr>
+            <w:r>
+              <w:t>Nếu quy tắc chỉ có một cấp, hệ thống có thể bỏ qua Manager hoặc kết thúc ngay sau Manager; khi đó tài liệu không thể tiếp tục đúng luồng hai cấp.</w:t>
+            </w:r>
+          </w:p>
+        </w:tc>
+      </w:tr>
+    </w:tbl>
+    <w:p/>
+    <w:p>
       <w:r>
         <w:br w:type="page"/>
       </w:r>
@@ -4139,7 +5184,16 @@
         <w:spacing w:after="60"/>
       </w:pPr>
       <w:r>
-        <w:t>Kiểm tra tên file xuất hiện và có nút Tải xuống.</w:t>
+        <w:t>Kiểm tra tên file, dung lượng, loại Báo giá và nút Tải xuống đã xuất hiện.</w:t>
+      </w:r>
+    </w:p>
+    <w:p>
+      <w:pPr>
+        <w:pStyle w:val="ListNumber"/>
+        <w:spacing w:after="60"/>
+      </w:pPr>
+      <w:r>
+        <w:t>Bấm Tải xuống một lần để xác nhận tệp lấy về mở được và đúng nội dung; đây là kiểm tra xuyên suốt cho chức năng quản lý tệp.</w:t>
       </w:r>
     </w:p>
     <w:p>
@@ -4524,6 +5578,15 @@
       </w:pPr>
       <w:r>
         <w:t>Mở chi tiết và đối chiếu người yêu cầu là employee.demo, tổng tiền 62.000.000 VND.</w:t>
+      </w:r>
+    </w:p>
+    <w:p>
+      <w:pPr>
+        <w:pStyle w:val="ListNumber"/>
+        <w:spacing w:after="60"/>
+      </w:pPr>
+      <w:r>
+        <w:t>Trong Tài liệu đính kèm, bấm Tải xuống file Báo giá để chứng minh Manager đọc được tệp nhưng không có nút Xóa.</w:t>
       </w:r>
     </w:p>
     <w:p>
@@ -5787,7 +6850,7 @@
         <w:spacing w:before="280" w:after="120"/>
       </w:pPr>
       <w:r>
-        <w:t>8. Chặng mua hàng — Tài chính chọn báo giá và phát hành đơn</w:t>
+        <w:t>8. Chặng mua hàng — Tài chính chọn báo giá và tạo đơn được điền sẵn</w:t>
       </w:r>
     </w:p>
     <w:p>
@@ -5986,7 +7049,7 @@
                 <w:color w:val="123047"/>
                 <w:sz w:val="18"/>
               </w:rPr>
-              <w:t>Hồ sơ báo giá ở trạng thái Đã chọn; chỉ một báo giá được chọn.</w:t>
+              <w:t>Hồ sơ báo giá ở trạng thái Đã chọn; chỉ một báo giá được chọn và xuất hiện nút Tạo đơn hàng ngay trên phương án thắng.</w:t>
             </w:r>
           </w:p>
         </w:tc>
@@ -6013,7 +7076,7 @@
         <w:spacing w:after="60"/>
       </w:pPr>
       <w:r>
-        <w:t>Bấm Nhập báo giá, chọn nhà cung cấp thứ nhất; nhập số báo giá BG-A-[mã PR], số tiền 61.500.000 VND, ngày giao dự kiến và các điểm đánh giá từ 0 đến 100; bấm Lưu báo giá.</w:t>
+        <w:t>Bấm Nhập báo giá. Trang tự cuộn đến khu vực nhập và đặt con trỏ ở trường Nhà cung cấp; không cần tự kéo xuống.</w:t>
       </w:r>
     </w:p>
     <w:p>
@@ -6022,7 +7085,7 @@
         <w:spacing w:after="60"/>
       </w:pPr>
       <w:r>
-        <w:t>Lặp lại với nhà cung cấp thứ hai, số báo giá BG-B-[mã PR], số tiền 60.800.000 VND và bộ điểm khác.</w:t>
+        <w:t>Chọn mã NCC-CNTT-ML (Công ty TNHH Công nghệ Minh Long), nhập số báo giá BG-A-[sáu số cuối mã PR], tổng giá 62.000.000 VND, ngày giao sau hôm nay 14 ngày, bảo hành 24 tháng và điều khoản thanh toán; bấm Lưu báo giá.</w:t>
       </w:r>
     </w:p>
     <w:p>
@@ -6031,7 +7094,7 @@
         <w:spacing w:after="60"/>
       </w:pPr>
       <w:r>
-        <w:t>So sánh Điểm giá, Điểm tiến độ, Điểm chất lượng, Điểm tuân thủ và Điểm tổng hợp.</w:t>
+        <w:t>Mở lại cùng PR, chọn NCC-CNTT-TC (Công ty Cổ phần Thiết bị Thành Công), nhập số báo giá BG-B-[sáu số cuối mã PR], tổng giá 63.200.000 VND, ngày giao sau hôm nay 16 ngày, bảo hành 12 tháng và điều khoản thanh toán; bấm Lưu báo giá.</w:t>
       </w:r>
     </w:p>
     <w:p>
@@ -6040,7 +7103,7 @@
         <w:spacing w:after="60"/>
       </w:pPr>
       <w:r>
-        <w:t>Bấm Chọn báo giá trên phương án phù hợp, nhập lý do lựa chọn và xác nhận.</w:t>
+        <w:t>Đối chiếu Điểm giá, Điểm tiến độ, Điểm chất lượng, Điểm tuân thủ và Điểm tổng hợp. Các điểm có đơn vị /100 và do hệ thống tự tính từ giá, ngày giao cùng hồ sơ nhà cung cấp; người dùng không nhập điểm bằng tay.</w:t>
       </w:r>
     </w:p>
     <w:p>
@@ -6049,7 +7112,16 @@
         <w:spacing w:after="60"/>
       </w:pPr>
       <w:r>
-        <w:t>Ghi mã báo giá đã chọn vào Phiếu theo dõi mục 3.3.</w:t>
+        <w:t>Bấm Chọn báo giá trên phương án Công ty TNHH Công nghệ Minh Long và xác nhận hộp thoại. Giao diện hiện tại tự ghi lý do chuẩn, không mở ô nhập lý do riêng.</w:t>
+      </w:r>
+    </w:p>
+    <w:p>
+      <w:pPr>
+        <w:pStyle w:val="ListNumber"/>
+        <w:spacing w:after="60"/>
+      </w:pPr>
+      <w:r>
+        <w:t>Kiểm tra chỉ báo giá vừa chọn có nhãn Đã chọn; báo giá còn lại có nhãn Không chọn. Ghi mã báo giá và nhà cung cấp vào Phiếu theo dõi mục 3.3.</w:t>
       </w:r>
     </w:p>
     <w:tbl>
@@ -6084,7 +7156,7 @@
               <w:spacing w:after="40"/>
             </w:pPr>
             <w:r>
-              <w:t>Finance chuyển sang Đặt hàng &amp; giao nhận và tiếp tục dùng đúng nhà cung cấp đã chọn.</w:t>
+              <w:t>Finance không mở form đặt hàng thủ công. Tiếp tục bấm Tạo đơn hàng tại chính báo giá đã chọn ở Chặng 8.2.</w:t>
             </w:r>
           </w:p>
         </w:tc>
@@ -6123,7 +7195,7 @@
               <w:spacing w:after="40"/>
             </w:pPr>
             <w:r>
-              <w:t>Ảnh hai báo giá, điểm có đơn vị /100, nhãn Đã chọn và lý do lựa chọn.</w:t>
+              <w:t>Ảnh hai báo giá, điểm có đơn vị /100, nhãn Đã chọn và mã báo giá thắng.</w:t>
             </w:r>
           </w:p>
         </w:tc>
@@ -6162,7 +7234,7 @@
               <w:spacing w:after="40"/>
             </w:pPr>
             <w:r>
-              <w:t>Nếu không thấy phiếu, kiểm tra phiếu đã Được phê duyệt. Nếu không chọn được báo giá, tải lại vì dữ liệu có thể vừa đổi phiên bản.</w:t>
+              <w:t>Nếu không thấy phiếu, kiểm tra phiếu đã Được phê duyệt. Nếu nút chọn bị lỗi, tải lại vì phiên bản báo giá có thể vừa thay đổi. Không sửa điểm trực tiếp trong cơ sở dữ liệu.</w:t>
             </w:r>
           </w:p>
         </w:tc>
@@ -6175,7 +7247,7 @@
         <w:spacing w:before="160" w:after="120"/>
       </w:pPr>
       <w:r>
-        <w:t>8.2. Phát hành đơn hàng</w:t>
+        <w:t>8.2. Tạo đơn từ báo giá đã chọn và phát hành</w:t>
       </w:r>
     </w:p>
     <w:tbl>
@@ -6323,7 +7395,7 @@
                 <w:color w:val="123047"/>
                 <w:sz w:val="18"/>
               </w:rPr>
-              <w:t>Đặt hàng &amp; giao nhận</w:t>
+              <w:t>So sánh báo giá → nút Tạo đơn hàng trên báo giá Đã chọn</w:t>
             </w:r>
           </w:p>
         </w:tc>
@@ -6344,7 +7416,7 @@
                 <w:color w:val="123047"/>
                 <w:sz w:val="18"/>
               </w:rPr>
-              <w:t>Phiếu đã có báo giá được chọn.</w:t>
+              <w:t>Phiếu đã có đúng một báo giá được chọn.</w:t>
             </w:r>
           </w:p>
         </w:tc>
@@ -6365,7 +7437,7 @@
                 <w:color w:val="123047"/>
                 <w:sz w:val="18"/>
               </w:rPr>
-              <w:t>Có mã PO; trạng thái đơn hàng Đã đặt/Đang giao tùy thời điểm.</w:t>
+              <w:t>Có mã PO; trạng thái Đang giao. Dữ liệu đơn hàng khớp báo giá được chọn mà không nhập lại thủ công.</w:t>
             </w:r>
           </w:p>
         </w:tc>
@@ -6383,7 +7455,7 @@
         <w:spacing w:after="60"/>
       </w:pPr>
       <w:r>
-        <w:t>Tìm đúng mã PR ở nhóm Chờ đặt hàng và bấm thao tác tạo đơn.</w:t>
+        <w:t>Bấm Tạo đơn hàng ngay cạnh nhãn Đã chọn. Hệ thống chuyển sang Đặt hàng &amp; giao nhận và tự cuộn đến form Tạo đơn hàng.</w:t>
       </w:r>
     </w:p>
     <w:p>
@@ -6392,7 +7464,7 @@
         <w:spacing w:after="60"/>
       </w:pPr>
       <w:r>
-        <w:t>Chọn đúng nhà cung cấp trúng báo giá.</w:t>
+        <w:t>Đối chiếu các trường đã điền sẵn: đúng mã PR, nhà cung cấp Minh Long, mã tham chiếu bằng số báo giá BG-A-..., ngày giao dự kiến và ghi chú gồm nguồn báo giá, bảo hành, điều khoản thanh toán.</w:t>
       </w:r>
     </w:p>
     <w:p>
@@ -6401,7 +7473,7 @@
         <w:spacing w:after="60"/>
       </w:pPr>
       <w:r>
-        <w:t>Nhập Mã tham chiếu ngoài EXT-[mã PR], Ngày giao dự kiến trong tương lai và ghi chú “Đơn hàng theo báo giá đã chọn”.</w:t>
+        <w:t>Không đổi nhà cung cấp. Nếu muốn bổ sung, chỉ thêm ghi chú “Đã đối chiếu với phương án được chọn tại So sánh báo giá”.</w:t>
       </w:r>
     </w:p>
     <w:p>
@@ -6419,7 +7491,7 @@
         <w:spacing w:after="60"/>
       </w:pPr>
       <w:r>
-        <w:t>Ghi mã PO xuất hiện vào Phiếu theo dõi mục 3.3.</w:t>
+        <w:t>Tìm lại đúng mã PR trong Dòng giao nhận, kiểm tra mã PO mới, nhà cung cấp và ngày giao; ghi mã PO vào Phiếu theo dõi mục 3.3.</w:t>
       </w:r>
     </w:p>
     <w:tbl>
@@ -6532,7 +7604,7 @@
               <w:spacing w:after="40"/>
             </w:pPr>
             <w:r>
-              <w:t>Nếu hệ thống không cho phát hành, kiểm tra báo giá đã được chọn và nhà cung cấp trên đơn trùng phương án đã chọn.</w:t>
+              <w:t>Nếu form không tự mở hoặc không điền sẵn, quay lại So sánh báo giá và bấm đúng nút Tạo đơn hàng của phương án Đã chọn. Với phiếu từ 50.000.000 VND, backend bắt buộc phải có báo giá thắng trước khi tạo PO.</w:t>
             </w:r>
           </w:p>
         </w:tc>
@@ -7706,7 +8778,7 @@
         <w:spacing w:before="280" w:after="120"/>
       </w:pPr>
       <w:r>
-        <w:t>11. Chặng kiểm soát — Kiểm toán và Điều phối AI cùng truy vết một phiếu</w:t>
+        <w:t>11. Chặng kiểm soát — Kiểm toán, khuyến nghị và Trợ lý AI</w:t>
       </w:r>
     </w:p>
     <w:p>
@@ -8459,6 +9531,385 @@
     </w:tbl>
     <w:p/>
     <w:p>
+      <w:pPr>
+        <w:pStyle w:val="Heading2"/>
+        <w:spacing w:before="160" w:after="120"/>
+      </w:pPr>
+      <w:r>
+        <w:t>11.3. Hỏi Trợ lý AI nội bộ và kiểm tra nguồn</w:t>
+      </w:r>
+    </w:p>
+    <w:tbl>
+      <w:tblPr>
+        <w:tblStyle w:val="TableGrid"/>
+        <w:tblW w:type="auto" w:w="0"/>
+        <w:tblLayout w:type="fixed"/>
+        <w:tblLook w:firstColumn="1" w:firstRow="1" w:lastColumn="0" w:lastRow="0" w:noHBand="0" w:noVBand="1" w:val="04A0"/>
+      </w:tblPr>
+      <w:tblGrid>
+        <w:gridCol w:w="2550"/>
+        <w:gridCol w:w="2550"/>
+        <w:gridCol w:w="2550"/>
+        <w:gridCol w:w="2550"/>
+      </w:tblGrid>
+      <w:tr>
+        <w:trPr>
+          <w:tblHeader w:val="true"/>
+        </w:trPr>
+        <w:tc>
+          <w:tcPr>
+            <w:tcW w:type="dxa" w:w="2041"/>
+            <w:shd w:fill="007C83"/>
+            <w:vAlign w:val="center"/>
+          </w:tcPr>
+          <w:p>
+            <w:pPr>
+              <w:spacing w:after="0"/>
+            </w:pPr>
+            <w:r/>
+            <w:r>
+              <w:rPr>
+                <w:rFonts w:ascii="Aptos" w:hAnsi="Aptos"/>
+                <w:b/>
+                <w:color w:val="FFFFFF"/>
+                <w:sz w:val="18"/>
+              </w:rPr>
+              <w:t>Đăng nhập</w:t>
+            </w:r>
+          </w:p>
+        </w:tc>
+        <w:tc>
+          <w:tcPr>
+            <w:tcW w:type="dxa" w:w="2721"/>
+            <w:shd w:fill="007C83"/>
+            <w:vAlign w:val="center"/>
+          </w:tcPr>
+          <w:p>
+            <w:pPr>
+              <w:spacing w:after="0"/>
+            </w:pPr>
+            <w:r/>
+            <w:r>
+              <w:rPr>
+                <w:rFonts w:ascii="Aptos" w:hAnsi="Aptos"/>
+                <w:b/>
+                <w:color w:val="FFFFFF"/>
+                <w:sz w:val="18"/>
+              </w:rPr>
+              <w:t>Mở tại</w:t>
+            </w:r>
+          </w:p>
+        </w:tc>
+        <w:tc>
+          <w:tcPr>
+            <w:tcW w:type="dxa" w:w="2494"/>
+            <w:shd w:fill="007C83"/>
+            <w:vAlign w:val="center"/>
+          </w:tcPr>
+          <w:p>
+            <w:pPr>
+              <w:spacing w:after="0"/>
+            </w:pPr>
+            <w:r/>
+            <w:r>
+              <w:rPr>
+                <w:rFonts w:ascii="Aptos" w:hAnsi="Aptos"/>
+                <w:b/>
+                <w:color w:val="FFFFFF"/>
+                <w:sz w:val="18"/>
+              </w:rPr>
+              <w:t>Đầu vào</w:t>
+            </w:r>
+          </w:p>
+        </w:tc>
+        <w:tc>
+          <w:tcPr>
+            <w:tcW w:type="dxa" w:w="2551"/>
+            <w:shd w:fill="007C83"/>
+            <w:vAlign w:val="center"/>
+          </w:tcPr>
+          <w:p>
+            <w:pPr>
+              <w:spacing w:after="0"/>
+            </w:pPr>
+            <w:r/>
+            <w:r>
+              <w:rPr>
+                <w:rFonts w:ascii="Aptos" w:hAnsi="Aptos"/>
+                <w:b/>
+                <w:color w:val="FFFFFF"/>
+                <w:sz w:val="18"/>
+              </w:rPr>
+              <w:t>Đầu ra</w:t>
+            </w:r>
+          </w:p>
+        </w:tc>
+      </w:tr>
+      <w:tr>
+        <w:tc>
+          <w:tcPr>
+            <w:tcW w:type="dxa" w:w="2041"/>
+            <w:vAlign w:val="center"/>
+          </w:tcPr>
+          <w:p>
+            <w:pPr>
+              <w:spacing w:after="0"/>
+            </w:pPr>
+            <w:r/>
+            <w:r>
+              <w:rPr>
+                <w:rFonts w:ascii="Aptos" w:hAnsi="Aptos"/>
+                <w:b w:val="0"/>
+                <w:color w:val="123047"/>
+                <w:sz w:val="18"/>
+              </w:rPr>
+              <w:t>auditor.demo (hoặc bất kỳ tài khoản đã đăng nhập)</w:t>
+            </w:r>
+          </w:p>
+        </w:tc>
+        <w:tc>
+          <w:tcPr>
+            <w:tcW w:type="dxa" w:w="2721"/>
+            <w:vAlign w:val="center"/>
+          </w:tcPr>
+          <w:p>
+            <w:pPr>
+              <w:spacing w:after="0"/>
+            </w:pPr>
+            <w:r/>
+            <w:r>
+              <w:rPr>
+                <w:rFonts w:ascii="Aptos" w:hAnsi="Aptos"/>
+                <w:b w:val="0"/>
+                <w:color w:val="123047"/>
+                <w:sz w:val="18"/>
+              </w:rPr>
+              <w:t>Trợ lý AI nội bộ</w:t>
+            </w:r>
+          </w:p>
+        </w:tc>
+        <w:tc>
+          <w:tcPr>
+            <w:tcW w:type="dxa" w:w="2494"/>
+            <w:vAlign w:val="center"/>
+          </w:tcPr>
+          <w:p>
+            <w:pPr>
+              <w:spacing w:after="0"/>
+            </w:pPr>
+            <w:r/>
+            <w:r>
+              <w:rPr>
+                <w:rFonts w:ascii="Aptos" w:hAnsi="Aptos"/>
+                <w:b w:val="0"/>
+                <w:color w:val="123047"/>
+                <w:sz w:val="18"/>
+              </w:rPr>
+              <w:t>Ollama local và mô hình đã cấu hình đang sẵn sàng.</w:t>
+            </w:r>
+          </w:p>
+        </w:tc>
+        <w:tc>
+          <w:tcPr>
+            <w:tcW w:type="dxa" w:w="2551"/>
+            <w:vAlign w:val="center"/>
+          </w:tcPr>
+          <w:p>
+            <w:pPr>
+              <w:spacing w:after="0"/>
+            </w:pPr>
+            <w:r/>
+            <w:r>
+              <w:rPr>
+                <w:rFonts w:ascii="Aptos" w:hAnsi="Aptos"/>
+                <w:b w:val="0"/>
+                <w:color w:val="123047"/>
+                <w:sz w:val="18"/>
+              </w:rPr>
+              <w:t>Có câu trả lời tiếng Việt dựa trên tài liệu nội bộ, kèm nguồn để người dùng kiểm tra; dữ liệu nghiệp vụ không đổi.</w:t>
+            </w:r>
+          </w:p>
+        </w:tc>
+      </w:tr>
+    </w:tbl>
+    <w:p/>
+    <w:p>
+      <w:r>
+        <w:t>Thao tác:</w:t>
+      </w:r>
+    </w:p>
+    <w:p>
+      <w:pPr>
+        <w:pStyle w:val="ListNumber"/>
+        <w:spacing w:after="60"/>
+      </w:pPr>
+      <w:r>
+        <w:t>Kiểm tra nhãn trạng thái hiển thị AI local sẵn sàng; phần Trạng thái local có tên mô hình, số tài liệu trong kho tri thức và thông báo kết nối thành công.</w:t>
+      </w:r>
+    </w:p>
+    <w:p>
+      <w:pPr>
+        <w:pStyle w:val="ListNumber"/>
+        <w:spacing w:after="60"/>
+      </w:pPr>
+      <w:r>
+        <w:t>Chọn câu hỏi mẫu “Phiếu mua sắm từ 20 triệu cần những tài liệu gì?” hoặc tự nhập câu hỏi có ít nhất 3 ký tự.</w:t>
+      </w:r>
+    </w:p>
+    <w:p>
+      <w:pPr>
+        <w:pStyle w:val="ListNumber"/>
+        <w:spacing w:after="60"/>
+      </w:pPr>
+      <w:r>
+        <w:t>Bấm Hỏi AI local và chờ trả lời. Lần đầu với mô hình 4B có thể cần khoảng 20–90 giây.</w:t>
+      </w:r>
+    </w:p>
+    <w:p>
+      <w:pPr>
+        <w:pStyle w:val="ListNumber"/>
+        <w:spacing w:after="60"/>
+      </w:pPr>
+      <w:r>
+        <w:t>Kiểm tra câu trả lời có chỉ dẫn nguồn dạng [1], [2] và phần Nguồn nội bộ liệt kê tên, đường dẫn cùng đoạn trích tài liệu.</w:t>
+      </w:r>
+    </w:p>
+    <w:p>
+      <w:pPr>
+        <w:pStyle w:val="ListNumber"/>
+        <w:spacing w:after="60"/>
+      </w:pPr>
+      <w:r>
+        <w:t>Đối chiếu nội dung với quy tắc thực tế: phiếu từ ngưỡng cấu hình cần loại tệp bắt buộc trước khi gửi. Nếu nguồn không đủ, câu trả lời phải nói rõ thay vì tự suy đoán.</w:t>
+      </w:r>
+    </w:p>
+    <w:p>
+      <w:pPr>
+        <w:pStyle w:val="ListNumber"/>
+        <w:spacing w:after="60"/>
+      </w:pPr>
+      <w:r>
+        <w:t>Xác nhận việc hỏi AI không tạo, duyệt, sửa, hủy phiếu, phát hành đơn hàng hoặc thanh toán.</w:t>
+      </w:r>
+    </w:p>
+    <w:tbl>
+      <w:tblPr>
+        <w:tblW w:type="auto" w:w="0"/>
+        <w:tblLook w:firstColumn="1" w:firstRow="1" w:lastColumn="0" w:lastRow="0" w:noHBand="0" w:noVBand="1" w:val="04A0"/>
+      </w:tblPr>
+      <w:tblGrid>
+        <w:gridCol w:w="10200"/>
+      </w:tblGrid>
+      <w:tr>
+        <w:tc>
+          <w:tcPr>
+            <w:tcW w:type="dxa" w:w="10200"/>
+            <w:shd w:fill="EAF7EE"/>
+          </w:tcPr>
+          <w:p>
+            <w:pPr>
+              <w:spacing w:after="40"/>
+            </w:pPr>
+            <w:r/>
+            <w:r>
+              <w:rPr>
+                <w:b/>
+                <w:color w:val="123047"/>
+              </w:rPr>
+              <w:t>Bàn giao</w:t>
+            </w:r>
+          </w:p>
+          <w:p>
+            <w:pPr>
+              <w:spacing w:after="40"/>
+            </w:pPr>
+            <w:r>
+              <w:t>Kết quả chỉ là trợ giúp tra cứu. Người có đúng vai trò vẫn phải tự thực hiện và chịu trách nhiệm cho thao tác nghiệp vụ.</w:t>
+            </w:r>
+          </w:p>
+        </w:tc>
+      </w:tr>
+    </w:tbl>
+    <w:p/>
+    <w:tbl>
+      <w:tblPr>
+        <w:tblW w:type="auto" w:w="0"/>
+        <w:tblLook w:firstColumn="1" w:firstRow="1" w:lastColumn="0" w:lastRow="0" w:noHBand="0" w:noVBand="1" w:val="04A0"/>
+      </w:tblPr>
+      <w:tblGrid>
+        <w:gridCol w:w="10200"/>
+      </w:tblGrid>
+      <w:tr>
+        <w:tc>
+          <w:tcPr>
+            <w:tcW w:type="dxa" w:w="10200"/>
+            <w:shd w:fill="EDF5FA"/>
+          </w:tcPr>
+          <w:p>
+            <w:pPr>
+              <w:spacing w:after="40"/>
+            </w:pPr>
+            <w:r/>
+            <w:r>
+              <w:rPr>
+                <w:b/>
+                <w:color w:val="123047"/>
+              </w:rPr>
+              <w:t>Bằng chứng cần giữ</w:t>
+            </w:r>
+          </w:p>
+          <w:p>
+            <w:pPr>
+              <w:spacing w:after="40"/>
+            </w:pPr>
+            <w:r>
+              <w:t>Ảnh trạng thái AI local, câu hỏi, câu trả lời và ít nhất một nguồn nội bộ được mở rộng.</w:t>
+            </w:r>
+          </w:p>
+        </w:tc>
+      </w:tr>
+    </w:tbl>
+    <w:p/>
+    <w:tbl>
+      <w:tblPr>
+        <w:tblW w:type="auto" w:w="0"/>
+        <w:tblLook w:firstColumn="1" w:firstRow="1" w:lastColumn="0" w:lastRow="0" w:noHBand="0" w:noVBand="1" w:val="04A0"/>
+      </w:tblPr>
+      <w:tblGrid>
+        <w:gridCol w:w="10200"/>
+      </w:tblGrid>
+      <w:tr>
+        <w:tc>
+          <w:tcPr>
+            <w:tcW w:type="dxa" w:w="10200"/>
+            <w:shd w:fill="FFF6D8"/>
+          </w:tcPr>
+          <w:p>
+            <w:pPr>
+              <w:spacing w:after="40"/>
+            </w:pPr>
+            <w:r/>
+            <w:r>
+              <w:rPr>
+                <w:b/>
+                <w:color w:val="123047"/>
+              </w:rPr>
+              <w:t>Nếu không đúng</w:t>
+            </w:r>
+          </w:p>
+          <w:p>
+            <w:pPr>
+              <w:spacing w:after="40"/>
+            </w:pPr>
+            <w:r>
+              <w:t>Nếu báo AI local chưa sẵn sàng, bấm Kiểm tra lại. Kiểm tra dịch vụ Ollama, biến AI_ENABLED và mô hình đã được tải; không nhầm lỗi này với Trung tâm khuyến nghị theo quy tắc.</w:t>
+            </w:r>
+          </w:p>
+        </w:tc>
+      </w:tr>
+    </w:tbl>
+    <w:p/>
+    <w:p>
       <w:r>
         <w:br w:type="page"/>
       </w:r>
@@ -9038,7 +10489,7 @@
                 <w:color w:val="123047"/>
                 <w:sz w:val="18"/>
               </w:rPr>
-              <w:t>Admin → Toàn luồng</w:t>
+              <w:t>Tài liệu → Trợ lý AI</w:t>
             </w:r>
           </w:p>
         </w:tc>
@@ -9060,6 +10511,72 @@
                 <w:color w:val="123047"/>
                 <w:sz w:val="18"/>
               </w:rPr>
+              <w:t>Câu trả lời có nguồn nội bộ và không tạo thao tác nghiệp vụ.</w:t>
+            </w:r>
+          </w:p>
+        </w:tc>
+        <w:tc>
+          <w:tcPr>
+            <w:tcW w:type="dxa" w:w="1644"/>
+            <w:vAlign w:val="center"/>
+            <w:shd w:fill="F7FAFC"/>
+          </w:tcPr>
+          <w:p>
+            <w:pPr>
+              <w:spacing w:after="0"/>
+            </w:pPr>
+            <w:r/>
+            <w:r>
+              <w:rPr>
+                <w:rFonts w:ascii="Aptos" w:hAnsi="Aptos"/>
+                <w:b w:val="0"/>
+                <w:color w:val="123047"/>
+                <w:sz w:val="18"/>
+              </w:rPr>
+              <w:t>☐ Đạt  ☐ Không đạt</w:t>
+            </w:r>
+          </w:p>
+        </w:tc>
+      </w:tr>
+      <w:tr>
+        <w:tc>
+          <w:tcPr>
+            <w:tcW w:type="dxa" w:w="2324"/>
+            <w:vAlign w:val="center"/>
+          </w:tcPr>
+          <w:p>
+            <w:pPr>
+              <w:spacing w:after="0"/>
+            </w:pPr>
+            <w:r/>
+            <w:r>
+              <w:rPr>
+                <w:rFonts w:ascii="Aptos" w:hAnsi="Aptos"/>
+                <w:b w:val="0"/>
+                <w:color w:val="123047"/>
+                <w:sz w:val="18"/>
+              </w:rPr>
+              <w:t>Admin → Toàn luồng</w:t>
+            </w:r>
+          </w:p>
+        </w:tc>
+        <w:tc>
+          <w:tcPr>
+            <w:tcW w:type="dxa" w:w="5839"/>
+            <w:vAlign w:val="center"/>
+          </w:tcPr>
+          <w:p>
+            <w:pPr>
+              <w:spacing w:after="0"/>
+            </w:pPr>
+            <w:r/>
+            <w:r>
+              <w:rPr>
+                <w:rFonts w:ascii="Aptos" w:hAnsi="Aptos"/>
+                <w:b w:val="0"/>
+                <w:color w:val="123047"/>
+                <w:sz w:val="18"/>
+              </w:rPr>
               <w:t>Phòng ban/quyền đúng; Admin không trực tiếp duyệt hay thanh toán.</w:t>
             </w:r>
           </w:p>
@@ -9068,7 +10585,6 @@
           <w:tcPr>
             <w:tcW w:type="dxa" w:w="1644"/>
             <w:vAlign w:val="center"/>
-            <w:shd w:fill="F7FAFC"/>
           </w:tcPr>
           <w:p>
             <w:pPr>
@@ -9121,7 +10637,7 @@
               <w:spacing w:after="40"/>
             </w:pPr>
             <w:r>
-              <w:t>Chỉ có một mã PR từ đầu đến cuối; phiếu từng quay lại Employee để sửa; mọi lần bàn giao đều hiện đúng ở tài khoản tiếp theo; hóa đơn PAID với còn lại 0 VND; Auditor truy được bằng chứng; AI chỉ hỗ trợ quyết định.</w:t>
+              <w:t>Chỉ có một mã PR từ đầu đến cuối; phiếu từng quay lại Employee để sửa; mọi lần bàn giao đều hiện đúng ở tài khoản tiếp theo; đơn hàng lấy dữ liệu từ báo giá thắng; hóa đơn PAID với còn lại 0 VND; Auditor truy được bằng chứng; cả khuyến nghị và Trợ lý AI chỉ hỗ trợ con người.</w:t>
             </w:r>
           </w:p>
         </w:tc>
@@ -9134,7 +10650,7 @@
         <w:spacing w:before="160" w:after="120"/>
       </w:pPr>
       <w:r>
-        <w:t>12.1 Kịch bản demo 8–10 phút</w:t>
+        <w:t>12.1 Kịch bản demo 9–11 phút</w:t>
       </w:r>
     </w:p>
     <w:tbl>
@@ -9680,6 +11196,74 @@
                 <w:sz w:val="18"/>
               </w:rPr>
               <w:t>Mở khuyến nghị cùng mã PR và giải thích AI không tự quyết định.</w:t>
+            </w:r>
+          </w:p>
+        </w:tc>
+      </w:tr>
+      <w:tr>
+        <w:tc>
+          <w:tcPr>
+            <w:tcW w:type="dxa" w:w="1191"/>
+            <w:vAlign w:val="center"/>
+            <w:shd w:fill="F7FAFC"/>
+          </w:tcPr>
+          <w:p>
+            <w:pPr>
+              <w:spacing w:after="0"/>
+            </w:pPr>
+            <w:r/>
+            <w:r>
+              <w:rPr>
+                <w:rFonts w:ascii="Aptos" w:hAnsi="Aptos"/>
+                <w:b w:val="0"/>
+                <w:color w:val="123047"/>
+                <w:sz w:val="18"/>
+              </w:rPr>
+              <w:t>1 phút</w:t>
+            </w:r>
+          </w:p>
+        </w:tc>
+        <w:tc>
+          <w:tcPr>
+            <w:tcW w:type="dxa" w:w="1984"/>
+            <w:vAlign w:val="center"/>
+            <w:shd w:fill="F7FAFC"/>
+          </w:tcPr>
+          <w:p>
+            <w:pPr>
+              <w:spacing w:after="0"/>
+            </w:pPr>
+            <w:r/>
+            <w:r>
+              <w:rPr>
+                <w:rFonts w:ascii="Aptos" w:hAnsi="Aptos"/>
+                <w:b w:val="0"/>
+                <w:color w:val="123047"/>
+                <w:sz w:val="18"/>
+              </w:rPr>
+              <w:t>Bất kỳ tài khoản</w:t>
+            </w:r>
+          </w:p>
+        </w:tc>
+        <w:tc>
+          <w:tcPr>
+            <w:tcW w:type="dxa" w:w="6633"/>
+            <w:vAlign w:val="center"/>
+            <w:shd w:fill="F7FAFC"/>
+          </w:tcPr>
+          <w:p>
+            <w:pPr>
+              <w:spacing w:after="0"/>
+            </w:pPr>
+            <w:r/>
+            <w:r>
+              <w:rPr>
+                <w:rFonts w:ascii="Aptos" w:hAnsi="Aptos"/>
+                <w:b w:val="0"/>
+                <w:color w:val="123047"/>
+                <w:sz w:val="18"/>
+              </w:rPr>
+              <w:t>Hỏi Trợ lý AI nội bộ, mở nguồn và phân biệt với khuyến nghị theo quy tắc.</w:t>
             </w:r>
           </w:p>
         </w:tc>
@@ -10448,6 +12032,71 @@
           </w:p>
         </w:tc>
       </w:tr>
+      <w:tr>
+        <w:tc>
+          <w:tcPr>
+            <w:tcW w:type="dxa" w:w="2835"/>
+            <w:vAlign w:val="center"/>
+          </w:tcPr>
+          <w:p>
+            <w:pPr>
+              <w:spacing w:after="0"/>
+            </w:pPr>
+            <w:r/>
+            <w:r>
+              <w:rPr>
+                <w:rFonts w:ascii="Aptos" w:hAnsi="Aptos"/>
+                <w:b w:val="0"/>
+                <w:color w:val="123047"/>
+                <w:sz w:val="18"/>
+              </w:rPr>
+              <w:t>Trợ lý AI chưa trả lời</w:t>
+            </w:r>
+          </w:p>
+        </w:tc>
+        <w:tc>
+          <w:tcPr>
+            <w:tcW w:type="dxa" w:w="4989"/>
+            <w:vAlign w:val="center"/>
+          </w:tcPr>
+          <w:p>
+            <w:pPr>
+              <w:spacing w:after="0"/>
+            </w:pPr>
+            <w:r/>
+            <w:r>
+              <w:rPr>
+                <w:rFonts w:ascii="Aptos" w:hAnsi="Aptos"/>
+                <w:b w:val="0"/>
+                <w:color w:val="123047"/>
+                <w:sz w:val="18"/>
+              </w:rPr>
+              <w:t>Ollama/mô hình chưa sẵn sàng, kho tri thức lỗi hoặc câu hỏi không tìm được nguồn phù hợp.</w:t>
+            </w:r>
+          </w:p>
+        </w:tc>
+        <w:tc>
+          <w:tcPr>
+            <w:tcW w:type="dxa" w:w="1984"/>
+            <w:vAlign w:val="center"/>
+          </w:tcPr>
+          <w:p>
+            <w:pPr>
+              <w:spacing w:after="0"/>
+            </w:pPr>
+            <w:r/>
+            <w:r>
+              <w:rPr>
+                <w:rFonts w:ascii="Aptos" w:hAnsi="Aptos"/>
+                <w:b w:val="0"/>
+                <w:color w:val="123047"/>
+                <w:sz w:val="18"/>
+              </w:rPr>
+              <w:t>11.3</w:t>
+            </w:r>
+          </w:p>
+        </w:tc>
+      </w:tr>
     </w:tbl>
     <w:p/>
     <w:tbl>
@@ -10777,7 +12426,7 @@
                 <w:color w:val="123047"/>
                 <w:sz w:val="18"/>
               </w:rPr>
-              <w:t>____ / 8 điểm nối tại mục 12</w:t>
+              <w:t>____ / 9 điểm nối tại mục 12</w:t>
             </w:r>
           </w:p>
         </w:tc>
